--- a/docs/paper/v18/E-Panchayat-v18-Change-Log-and-Verification-Report.docx
+++ b/docs/paper/v18/E-Panchayat-v18-Change-Log-and-Verification-Report.docx
@@ -1749,19 +1749,19 @@
               <w:jc w:val="left"/>
             </w:pPr>
             <w:r>
-              <w:t xml:space="preserve">Widely documented launch (Nov 2017). Not re-fetched in this session</w:t>
-            </w:r>
-          </w:p>
-        </w:tc>
-        <w:tc>
-          <w:tcPr/>
-          <w:p>
-            <w:pPr>
-              <w:pStyle w:val="Compact"/>
-              <w:jc w:val="left"/>
-            </w:pPr>
-            <w:r>
-              <w:t xml:space="preserve">ED</w:t>
+              <w:t xml:space="preserve">Web search: UMANG launched by the Prime Minister on 23 Nov 2017 (MeitY / multiple sources)</w:t>
+            </w:r>
+          </w:p>
+        </w:tc>
+        <w:tc>
+          <w:tcPr/>
+          <w:p>
+            <w:pPr>
+              <w:pStyle w:val="Compact"/>
+              <w:jc w:val="left"/>
+            </w:pPr>
+            <w:r>
+              <w:t xml:space="preserve">VC</w:t>
             </w:r>
           </w:p>
         </w:tc>
@@ -6000,7 +6000,7 @@
               <w:jc w:val="left"/>
             </w:pPr>
             <w:r>
-              <w:t xml:space="preserve">Refs [7],[9],[16],[21],[23]–[25],[27]</w:t>
+              <w:t xml:space="preserve">Refs [7],[9],[16],[21],[23]–[25],[27],[28]</w:t>
             </w:r>
           </w:p>
         </w:tc>
@@ -6024,7 +6024,7 @@
               <w:jc w:val="left"/>
             </w:pPr>
             <w:r>
-              <w:t xml:space="preserve">DOIs added; IEEE abbreviations (ACM Comput. Surveys, Nature Mach. Intell., Manage. Sci., etc.); Rudin issue no. 5; Ji Art. no. 248</w:t>
+              <w:t xml:space="preserve">DOIs added; IEEE abbreviations (ACM Comput. Surveys, Nature Mach. Intell., Manage. Sci., etc.); Rudin issue no. 5; Ji Art. no. 248. DPR DOI 10.18653/v1/2020.emnlp-main.550 added</w:t>
             </w:r>
           </w:p>
         </w:tc>
@@ -6048,7 +6048,7 @@
               <w:jc w:val="left"/>
             </w:pPr>
             <w:r>
-              <w:t xml:space="preserve">Standard bibliographic records known to the editor;</w:t>
+              <w:t xml:space="preserve">Web search confirmed: Ji DOI; Rudin 1(5) 206–215 + DOI; Kumar &amp; Best 22(1) 1–12 + DOI; Venkatesh &amp; Davis 46(2) 186–204 + DOI; Sweeney 10(5) 557–570 + DOI; Goodman &amp; Flaxman 38(3) 50–57 + DOI; Lewis NeurIPS 33 pp. 9459–9474 (third-party record); Karpukhin EMNLP pp. 6769–6781 + DOI (ACL Anthology); Heeks WP 14 (2003, IDPM).</w:t>
             </w:r>
             <w:r>
               <w:t xml:space="preserve"> </w:t>
@@ -6058,19 +6058,25 @@
                 <w:bCs/>
                 <w:b/>
               </w:rPr>
-              <w:t xml:space="preserve">not resolved online in this session</w:t>
-            </w:r>
-          </w:p>
-        </w:tc>
-        <w:tc>
-          <w:tcPr/>
-          <w:p>
-            <w:pPr>
-              <w:pStyle w:val="Compact"/>
-              <w:jc w:val="left"/>
-            </w:pPr>
-            <w:r>
-              <w:t xml:space="preserve">ED</w:t>
+              <w:t xml:space="preserve">Not confirmed online:</w:t>
+            </w:r>
+            <w:r>
+              <w:t xml:space="preserve"> </w:t>
+            </w:r>
+            <w:r>
+              <w:t xml:space="preserve">Ji article number 248; Heeks 2002 DOI/pages; Narayanan pages/DOI; Carlini pages. doi.org and Crossref are blocked in this sandbox</w:t>
+            </w:r>
+          </w:p>
+        </w:tc>
+        <w:tc>
+          <w:tcPr/>
+          <w:p>
+            <w:pPr>
+              <w:pStyle w:val="Compact"/>
+              <w:jc w:val="left"/>
+            </w:pPr>
+            <w:r>
+              <w:t xml:space="preserve">VC (mostly) / ED (listed)</w:t>
             </w:r>
           </w:p>
         </w:tc>
@@ -6163,6 +6169,107 @@
             </w:pPr>
             <w:r>
               <w:t xml:space="preserve">EI</w:t>
+            </w:r>
+          </w:p>
+        </w:tc>
+      </w:tr>
+      <w:tr>
+        <w:tc>
+          <w:tcPr/>
+          <w:p>
+            <w:pPr>
+              <w:pStyle w:val="Compact"/>
+              <w:jc w:val="left"/>
+            </w:pPr>
+            <w:r>
+              <w:t xml:space="preserve">47a</w:t>
+            </w:r>
+          </w:p>
+        </w:tc>
+        <w:tc>
+          <w:tcPr/>
+          <w:p>
+            <w:pPr>
+              <w:pStyle w:val="Compact"/>
+              <w:jc w:val="left"/>
+            </w:pPr>
+            <w:r>
+              <w:t xml:space="preserve">Refs [22] Madon</w:t>
+            </w:r>
+          </w:p>
+        </w:tc>
+        <w:tc>
+          <w:tcPr/>
+          <w:p>
+            <w:pPr>
+              <w:pStyle w:val="Compact"/>
+              <w:jc w:val="left"/>
+            </w:pPr>
+            <w:r>
+              <w:t xml:space="preserve">Year given as 2004; EJISDC vol. 20, no. 5 is 2005 (a similarly titled 2004 book chapter,</w:t>
+            </w:r>
+            <w:r>
+              <w:t xml:space="preserve"> </w:t>
+            </w:r>
+            <w:r>
+              <w:t xml:space="preserve">“</w:t>
+            </w:r>
+            <w:r>
+              <w:t xml:space="preserve">an explanatory framework</w:t>
+            </w:r>
+            <w:r>
+              <w:t xml:space="preserve">”</w:t>
+            </w:r>
+            <w:r>
+              <w:t xml:space="preserve">, is a different item)</w:t>
+            </w:r>
+          </w:p>
+        </w:tc>
+        <w:tc>
+          <w:tcPr/>
+          <w:p>
+            <w:pPr>
+              <w:pStyle w:val="Compact"/>
+              <w:jc w:val="left"/>
+            </w:pPr>
+            <w:r>
+              <w:t xml:space="preserve">Year corrected to 2005</w:t>
+            </w:r>
+          </w:p>
+        </w:tc>
+        <w:tc>
+          <w:tcPr/>
+          <w:p>
+            <w:pPr>
+              <w:pStyle w:val="Compact"/>
+              <w:jc w:val="left"/>
+            </w:pPr>
+            <w:r>
+              <w:t xml:space="preserve">Bibliographic accuracy</w:t>
+            </w:r>
+          </w:p>
+        </w:tc>
+        <w:tc>
+          <w:tcPr/>
+          <w:p>
+            <w:pPr>
+              <w:pStyle w:val="Compact"/>
+              <w:jc w:val="left"/>
+            </w:pPr>
+            <w:r>
+              <w:t xml:space="preserve">LSE Research Online record for the EJISDC article</w:t>
+            </w:r>
+          </w:p>
+        </w:tc>
+        <w:tc>
+          <w:tcPr/>
+          <w:p>
+            <w:pPr>
+              <w:pStyle w:val="Compact"/>
+              <w:jc w:val="left"/>
+            </w:pPr>
+            <w:r>
+              <w:t xml:space="preserve">VC</w:t>
             </w:r>
           </w:p>
         </w:tc>
@@ -7524,19 +7631,19 @@
               <w:jc w:val="left"/>
             </w:pPr>
             <w:r>
-              <w:t xml:space="preserve">Reference checks not done online</w:t>
-            </w:r>
-          </w:p>
-        </w:tc>
-        <w:tc>
-          <w:tcPr/>
-          <w:p>
-            <w:pPr>
-              <w:pStyle w:val="Compact"/>
-              <w:jc w:val="left"/>
-            </w:pPr>
-            <w:r>
-              <w:t xml:space="preserve">Resolve all DOIs; open each government URL and record the access date; retrieve PIB 1959461 and confirm what it states; confirm pmayg.nic.in and jeevandayee.gov.in; confirm UMANG launch year; add access dates for [4], [6], [26], [33], [34]</w:t>
+              <w:t xml:space="preserve">Reference checks still open</w:t>
+            </w:r>
+          </w:p>
+        </w:tc>
+        <w:tc>
+          <w:tcPr/>
+          <w:p>
+            <w:pPr>
+              <w:pStyle w:val="Compact"/>
+              <w:jc w:val="left"/>
+            </w:pPr>
+            <w:r>
+              <w:t xml:space="preserve">Open each government URL and record the access date (all .gov.in/.nic.in hosts, doi.org and Crossref were unreachable from this sandbox); retrieve PIB 1959461 and confirm its title and content (search shows Kisan e-Mitra was launched on 21 Sept 2023, but did not return the release itself; the reference title is descriptive, so replace it with the release’s real title); confirm pmayg.nic.in and jeevandayee.gov.in; confirm Ji article no. 248, Heeks 2002 DOI, Narayanan pages and DOI, Carlini pages; add access dates for [4], [6], [26], [33], [34]</w:t>
             </w:r>
           </w:p>
         </w:tc>
@@ -8307,7 +8414,17 @@
         <w:pStyle w:val="Compact"/>
       </w:pPr>
       <w:r>
-        <w:t xml:space="preserve">Academic references ([7]–[9], [16]–[19], [21]–[25], [27], [28]) were checked against known bibliographic records, not resolved online.</w:t>
+        <w:t xml:space="preserve">Academic references: confirmed by web search for [7] (DOI), [9], [17], [18] (pages via a third-party record), [21], [22] (</w:t>
+      </w:r>
+      <w:r>
+        <w:rPr>
+          <w:bCs/>
+          <w:b/>
+        </w:rPr>
+        <w:t xml:space="preserve">year corrected to 2005</w:t>
+      </w:r>
+      <w:r>
+        <w:t xml:space="preserve">), [23], [24], [27], [28] (DOI added). Not confirmed online: [7] article number, [8] pages, [16] DOI and pages, [25] pages and DOI. UMANG launch (Nov 2017) confirmed. PIB 1959461 not retrieved.</w:t>
       </w:r>
     </w:p>
     <w:bookmarkEnd w:id="26"/>
